--- a/Knowledge/3-Work knowledge/1-Software Engineering/2-Testing/5-My Source/1-ISTQB Foundation Level/4-Dynamic Testing/3-Dynamic analysis.docx
+++ b/Knowledge/3-Work knowledge/1-Software Engineering/2-Testing/5-My Source/1-ISTQB Foundation Level/4-Dynamic Testing/3-Dynamic analysis.docx
@@ -39,114 +39,77 @@
       </w:pPr>
       <w:r>
         <w:rPr>
+          <w:rFonts w:ascii="Arial" w:eastAsia="Arial" w:hAnsi="Arial" w:cs="Arial"/>
           <w:b/>
-          <w:shd w:val="clear" w:color="auto" w:fill="B7B7B7"/>
-        </w:rPr>
-        <w:t># Source</w:t>
-      </w:r>
-      <w:r>
-        <w:rPr>
-          <w:shd w:val="clear" w:color="auto" w:fill="B7B7B7"/>
-        </w:rPr>
-        <w:t xml:space="preserve">: </w:t>
-      </w:r>
-      <w:proofErr w:type="spellStart"/>
-      <w:r>
-        <w:rPr>
+          <w:color w:val="000000"/>
+          <w:sz w:val="18"/>
+          <w:highlight w:val="lightGray"/>
+        </w:rPr>
+        <w:t># Source: AI Source: Provided by: [Data Path</w:t>
+      </w:r>
+      <w:r>
+        <w:rPr>
+          <w:rFonts w:ascii="Arial" w:eastAsia="Arial" w:hAnsi="Arial" w:cs="Arial"/>
+          <w:color w:val="000000"/>
+          <w:sz w:val="18"/>
+          <w:highlight w:val="lightGray"/>
+        </w:rPr>
+        <w:t xml:space="preserve">: Persons Table -&gt; ID Column: 1, Name_En Column: Motasem Essam] -&gt; </w:t>
+      </w:r>
+      <w:r>
+        <w:rPr>
+          <w:rFonts w:ascii="Arial" w:eastAsia="Arial" w:hAnsi="Arial" w:cs="Arial"/>
           <w:b/>
-          <w:shd w:val="clear" w:color="auto" w:fill="B7B7B7"/>
-        </w:rPr>
-        <w:t>Chatgpt</w:t>
-      </w:r>
-      <w:proofErr w:type="spellEnd"/>
-      <w:r>
-        <w:rPr>
+          <w:color w:val="000000"/>
+          <w:sz w:val="18"/>
+          <w:highlight w:val="lightGray"/>
+        </w:rPr>
+        <w:t>From:</w:t>
+      </w:r>
+      <w:r>
+        <w:rPr>
+          <w:rFonts w:ascii="Arial" w:eastAsia="Arial" w:hAnsi="Arial" w:cs="Arial"/>
+          <w:color w:val="000000"/>
+          <w:sz w:val="18"/>
+          <w:highlight w:val="lightGray"/>
+        </w:rPr>
+        <w:t xml:space="preserve"> [Chatgpt (GPT</w:t>
+      </w:r>
+      <w:r>
+        <w:rPr>
+          <w:rFonts w:ascii="Arial" w:eastAsia="Arial" w:hAnsi="Arial" w:cs="Cambria Math"/>
+          <w:color w:val="000000"/>
+          <w:sz w:val="18"/>
+          <w:highlight w:val="lightGray"/>
+        </w:rPr>
+        <w:t>‑</w:t>
+      </w:r>
+      <w:r>
+        <w:rPr>
+          <w:rFonts w:ascii="Arial" w:eastAsia="Arial" w:hAnsi="Arial" w:cs="Arial"/>
+          <w:color w:val="000000"/>
+          <w:sz w:val="18"/>
+          <w:highlight w:val="lightGray"/>
+        </w:rPr>
+        <w:t xml:space="preserve">5 Mini)] </w:t>
+      </w:r>
+      <w:r>
+        <w:rPr>
+          <w:rFonts w:ascii="Arial" w:eastAsia="Arial" w:hAnsi="Arial" w:cs="Arial"/>
           <w:b/>
-          <w:shd w:val="clear" w:color="auto" w:fill="B7B7B7"/>
-        </w:rPr>
-        <w:t xml:space="preserve"> </w:t>
-      </w:r>
-      <w:r>
-        <w:rPr>
-          <w:b/>
-          <w:sz w:val="14"/>
-          <w:szCs w:val="14"/>
-          <w:shd w:val="clear" w:color="auto" w:fill="B7B7B7"/>
-        </w:rPr>
-        <w:t>(</w:t>
-      </w:r>
-      <w:r>
-        <w:rPr>
-          <w:b/>
-          <w:sz w:val="14"/>
-          <w:szCs w:val="14"/>
-          <w:shd w:val="clear" w:color="auto" w:fill="B7B7B7"/>
-        </w:rPr>
-        <w:t>GPT</w:t>
-      </w:r>
-      <w:r>
-        <w:rPr>
-          <w:rFonts w:ascii="Cambria Math" w:hAnsi="Cambria Math" w:cs="Cambria Math"/>
-          <w:b/>
-          <w:sz w:val="14"/>
-          <w:szCs w:val="14"/>
-          <w:shd w:val="clear" w:color="auto" w:fill="B7B7B7"/>
-        </w:rPr>
-        <w:t>‑</w:t>
-      </w:r>
-      <w:r>
-        <w:rPr>
-          <w:b/>
-          <w:sz w:val="14"/>
-          <w:szCs w:val="14"/>
-          <w:shd w:val="clear" w:color="auto" w:fill="B7B7B7"/>
-        </w:rPr>
-        <w:t>5 Mini</w:t>
-      </w:r>
-      <w:r>
-        <w:rPr>
-          <w:b/>
-          <w:sz w:val="14"/>
-          <w:szCs w:val="14"/>
-          <w:shd w:val="clear" w:color="auto" w:fill="B7B7B7"/>
-        </w:rPr>
-        <w:t>) at [</w:t>
-      </w:r>
-      <w:r>
-        <w:rPr>
-          <w:b/>
-          <w:sz w:val="14"/>
-          <w:szCs w:val="14"/>
-          <w:shd w:val="clear" w:color="auto" w:fill="B7B7B7"/>
-        </w:rPr>
-        <w:t>9</w:t>
-      </w:r>
-      <w:r>
-        <w:rPr>
-          <w:b/>
-          <w:sz w:val="14"/>
-          <w:szCs w:val="14"/>
-          <w:shd w:val="clear" w:color="auto" w:fill="B7B7B7"/>
-        </w:rPr>
-        <w:t>/</w:t>
-      </w:r>
-      <w:r>
-        <w:rPr>
-          <w:b/>
-          <w:sz w:val="14"/>
-          <w:szCs w:val="14"/>
-          <w:shd w:val="clear" w:color="auto" w:fill="B7B7B7"/>
-        </w:rPr>
-        <w:t>4</w:t>
-      </w:r>
-      <w:r>
-        <w:rPr>
-          <w:b/>
-          <w:sz w:val="14"/>
-          <w:szCs w:val="14"/>
-          <w:shd w:val="clear" w:color="auto" w:fill="B7B7B7"/>
-        </w:rPr>
-        <w:t>/2025]</w:t>
+          <w:color w:val="000000"/>
+          <w:sz w:val="18"/>
+          <w:highlight w:val="lightGray"/>
+        </w:rPr>
+        <w:t>on</w:t>
+      </w:r>
+      <w:r>
+        <w:rPr>
+          <w:rFonts w:ascii="Arial" w:eastAsia="Arial" w:hAnsi="Arial"/>
+          <w:sz w:val="18"/>
+          <w:highlight w:val="lightGray"/>
+        </w:rPr>
+        <w:t xml:space="preserve"> [9/4/2025]</w:t>
       </w:r>
     </w:p>
     <w:p>
@@ -240,7 +203,7 @@
     </w:p>
     <w:p>
       <w:r>
-        <w:pict w14:anchorId="444D38E3">
+        <w:pict w14:anchorId="729889AE">
           <v:rect id="_x0000_i1025" style="width:0;height:1.5pt" o:hralign="center" o:hrstd="t" o:hr="t" fillcolor="#a0a0a0" stroked="f"/>
         </w:pict>
       </w:r>
@@ -265,78 +228,77 @@
       </w:pPr>
       <w:r>
         <w:rPr>
+          <w:rFonts w:ascii="Arial" w:eastAsia="Arial" w:hAnsi="Arial" w:cs="Arial"/>
           <w:b/>
-          <w:shd w:val="clear" w:color="auto" w:fill="B7B7B7"/>
-        </w:rPr>
-        <w:t># Source</w:t>
-      </w:r>
-      <w:r>
-        <w:rPr>
-          <w:shd w:val="clear" w:color="auto" w:fill="B7B7B7"/>
-        </w:rPr>
-        <w:t xml:space="preserve">: </w:t>
-      </w:r>
-      <w:proofErr w:type="spellStart"/>
-      <w:r>
-        <w:rPr>
+          <w:color w:val="000000"/>
+          <w:sz w:val="18"/>
+          <w:highlight w:val="lightGray"/>
+        </w:rPr>
+        <w:t># Source: AI Source: Provided by: [Data Path</w:t>
+      </w:r>
+      <w:r>
+        <w:rPr>
+          <w:rFonts w:ascii="Arial" w:eastAsia="Arial" w:hAnsi="Arial" w:cs="Arial"/>
+          <w:color w:val="000000"/>
+          <w:sz w:val="18"/>
+          <w:highlight w:val="lightGray"/>
+        </w:rPr>
+        <w:t xml:space="preserve">: Persons Table -&gt; ID Column: 1, Name_En Column: Motasem Essam] -&gt; </w:t>
+      </w:r>
+      <w:r>
+        <w:rPr>
+          <w:rFonts w:ascii="Arial" w:eastAsia="Arial" w:hAnsi="Arial" w:cs="Arial"/>
           <w:b/>
-          <w:shd w:val="clear" w:color="auto" w:fill="B7B7B7"/>
-        </w:rPr>
-        <w:t>Chatgpt</w:t>
-      </w:r>
-      <w:proofErr w:type="spellEnd"/>
-      <w:r>
-        <w:rPr>
+          <w:color w:val="000000"/>
+          <w:sz w:val="18"/>
+          <w:highlight w:val="lightGray"/>
+        </w:rPr>
+        <w:t>From:</w:t>
+      </w:r>
+      <w:r>
+        <w:rPr>
+          <w:rFonts w:ascii="Arial" w:eastAsia="Arial" w:hAnsi="Arial" w:cs="Arial"/>
+          <w:color w:val="000000"/>
+          <w:sz w:val="18"/>
+          <w:highlight w:val="lightGray"/>
+        </w:rPr>
+        <w:t xml:space="preserve"> [Chatgpt (GPT</w:t>
+      </w:r>
+      <w:r>
+        <w:rPr>
+          <w:rFonts w:ascii="Arial" w:eastAsia="Arial" w:hAnsi="Arial" w:cs="Cambria Math"/>
+          <w:color w:val="000000"/>
+          <w:sz w:val="18"/>
+          <w:highlight w:val="lightGray"/>
+        </w:rPr>
+        <w:t>‑</w:t>
+      </w:r>
+      <w:r>
+        <w:rPr>
+          <w:rFonts w:ascii="Arial" w:eastAsia="Arial" w:hAnsi="Arial" w:cs="Arial"/>
+          <w:color w:val="000000"/>
+          <w:sz w:val="18"/>
+          <w:highlight w:val="lightGray"/>
+        </w:rPr>
+        <w:t xml:space="preserve">5 Mini)] </w:t>
+      </w:r>
+      <w:r>
+        <w:rPr>
+          <w:rFonts w:ascii="Arial" w:eastAsia="Arial" w:hAnsi="Arial" w:cs="Arial"/>
           <w:b/>
-          <w:shd w:val="clear" w:color="auto" w:fill="B7B7B7"/>
-        </w:rPr>
-        <w:t xml:space="preserve"> </w:t>
-      </w:r>
-      <w:r>
-        <w:rPr>
-          <w:b/>
-          <w:sz w:val="14"/>
-          <w:szCs w:val="14"/>
-          <w:shd w:val="clear" w:color="auto" w:fill="B7B7B7"/>
-        </w:rPr>
-        <w:t>(</w:t>
-      </w:r>
-      <w:r>
-        <w:rPr>
-          <w:b/>
-          <w:sz w:val="14"/>
-          <w:szCs w:val="14"/>
-          <w:shd w:val="clear" w:color="auto" w:fill="B7B7B7"/>
-        </w:rPr>
-        <w:t>GPT</w:t>
-      </w:r>
-      <w:r>
-        <w:rPr>
-          <w:rFonts w:ascii="Cambria Math" w:hAnsi="Cambria Math" w:cs="Cambria Math"/>
-          <w:b/>
-          <w:sz w:val="14"/>
-          <w:szCs w:val="14"/>
-          <w:shd w:val="clear" w:color="auto" w:fill="B7B7B7"/>
-        </w:rPr>
-        <w:t>‑</w:t>
-      </w:r>
-      <w:r>
-        <w:rPr>
-          <w:b/>
-          <w:sz w:val="14"/>
-          <w:szCs w:val="14"/>
-          <w:shd w:val="clear" w:color="auto" w:fill="B7B7B7"/>
-        </w:rPr>
-        <w:t>5 Mini</w:t>
-      </w:r>
-      <w:r>
-        <w:rPr>
-          <w:b/>
-          <w:sz w:val="14"/>
-          <w:szCs w:val="14"/>
-          <w:shd w:val="clear" w:color="auto" w:fill="B7B7B7"/>
-        </w:rPr>
-        <w:t>) at [9/4/2025]</w:t>
+          <w:color w:val="000000"/>
+          <w:sz w:val="18"/>
+          <w:highlight w:val="lightGray"/>
+        </w:rPr>
+        <w:t>on</w:t>
+      </w:r>
+      <w:r>
+        <w:rPr>
+          <w:rFonts w:ascii="Arial" w:eastAsia="Arial" w:hAnsi="Arial"/>
+          <w:sz w:val="18"/>
+          <w:highlight w:val="lightGray"/>
+        </w:rPr>
+        <w:t xml:space="preserve"> [9/4/2025]</w:t>
       </w:r>
     </w:p>
     <w:p>
@@ -470,7 +432,7 @@
     </w:p>
     <w:p>
       <w:r>
-        <w:pict w14:anchorId="618C2837">
+        <w:pict w14:anchorId="60E6CFB8">
           <v:rect id="_x0000_i1026" style="width:0;height:1.5pt" o:hralign="center" o:hrstd="t" o:hr="t" fillcolor="#a0a0a0" stroked="f"/>
         </w:pict>
       </w:r>
@@ -483,7 +445,6 @@
         <w:rPr>
           <w:rFonts w:ascii="Segoe UI Emoji" w:hAnsi="Segoe UI Emoji" w:cs="Segoe UI Emoji"/>
         </w:rPr>
-        <w:lastRenderedPageBreak/>
         <w:t>🔹</w:t>
       </w:r>
       <w:r>
@@ -496,78 +457,77 @@
       </w:pPr>
       <w:r>
         <w:rPr>
+          <w:rFonts w:ascii="Arial" w:eastAsia="Arial" w:hAnsi="Arial" w:cs="Arial"/>
           <w:b/>
-          <w:shd w:val="clear" w:color="auto" w:fill="B7B7B7"/>
-        </w:rPr>
-        <w:t># Source</w:t>
-      </w:r>
-      <w:r>
-        <w:rPr>
-          <w:shd w:val="clear" w:color="auto" w:fill="B7B7B7"/>
-        </w:rPr>
-        <w:t xml:space="preserve">: </w:t>
-      </w:r>
-      <w:proofErr w:type="spellStart"/>
-      <w:r>
-        <w:rPr>
+          <w:color w:val="000000"/>
+          <w:sz w:val="18"/>
+          <w:highlight w:val="lightGray"/>
+        </w:rPr>
+        <w:t># Source: AI Source: Provided by: [Data Path</w:t>
+      </w:r>
+      <w:r>
+        <w:rPr>
+          <w:rFonts w:ascii="Arial" w:eastAsia="Arial" w:hAnsi="Arial" w:cs="Arial"/>
+          <w:color w:val="000000"/>
+          <w:sz w:val="18"/>
+          <w:highlight w:val="lightGray"/>
+        </w:rPr>
+        <w:t xml:space="preserve">: Persons Table -&gt; ID Column: 1, Name_En Column: Motasem Essam] -&gt; </w:t>
+      </w:r>
+      <w:r>
+        <w:rPr>
+          <w:rFonts w:ascii="Arial" w:eastAsia="Arial" w:hAnsi="Arial" w:cs="Arial"/>
           <w:b/>
-          <w:shd w:val="clear" w:color="auto" w:fill="B7B7B7"/>
-        </w:rPr>
-        <w:t>Chatgpt</w:t>
-      </w:r>
-      <w:proofErr w:type="spellEnd"/>
-      <w:r>
-        <w:rPr>
+          <w:color w:val="000000"/>
+          <w:sz w:val="18"/>
+          <w:highlight w:val="lightGray"/>
+        </w:rPr>
+        <w:t>From:</w:t>
+      </w:r>
+      <w:r>
+        <w:rPr>
+          <w:rFonts w:ascii="Arial" w:eastAsia="Arial" w:hAnsi="Arial" w:cs="Arial"/>
+          <w:color w:val="000000"/>
+          <w:sz w:val="18"/>
+          <w:highlight w:val="lightGray"/>
+        </w:rPr>
+        <w:t xml:space="preserve"> [Chatgpt (GPT</w:t>
+      </w:r>
+      <w:r>
+        <w:rPr>
+          <w:rFonts w:ascii="Arial" w:eastAsia="Arial" w:hAnsi="Arial" w:cs="Cambria Math"/>
+          <w:color w:val="000000"/>
+          <w:sz w:val="18"/>
+          <w:highlight w:val="lightGray"/>
+        </w:rPr>
+        <w:t>‑</w:t>
+      </w:r>
+      <w:r>
+        <w:rPr>
+          <w:rFonts w:ascii="Arial" w:eastAsia="Arial" w:hAnsi="Arial" w:cs="Arial"/>
+          <w:color w:val="000000"/>
+          <w:sz w:val="18"/>
+          <w:highlight w:val="lightGray"/>
+        </w:rPr>
+        <w:t xml:space="preserve">5 Mini)] </w:t>
+      </w:r>
+      <w:r>
+        <w:rPr>
+          <w:rFonts w:ascii="Arial" w:eastAsia="Arial" w:hAnsi="Arial" w:cs="Arial"/>
           <w:b/>
-          <w:shd w:val="clear" w:color="auto" w:fill="B7B7B7"/>
-        </w:rPr>
-        <w:t xml:space="preserve"> </w:t>
-      </w:r>
-      <w:r>
-        <w:rPr>
-          <w:b/>
-          <w:sz w:val="14"/>
-          <w:szCs w:val="14"/>
-          <w:shd w:val="clear" w:color="auto" w:fill="B7B7B7"/>
-        </w:rPr>
-        <w:t>(</w:t>
-      </w:r>
-      <w:r>
-        <w:rPr>
-          <w:b/>
-          <w:sz w:val="14"/>
-          <w:szCs w:val="14"/>
-          <w:shd w:val="clear" w:color="auto" w:fill="B7B7B7"/>
-        </w:rPr>
-        <w:t>GPT</w:t>
-      </w:r>
-      <w:r>
-        <w:rPr>
-          <w:rFonts w:ascii="Cambria Math" w:hAnsi="Cambria Math" w:cs="Cambria Math"/>
-          <w:b/>
-          <w:sz w:val="14"/>
-          <w:szCs w:val="14"/>
-          <w:shd w:val="clear" w:color="auto" w:fill="B7B7B7"/>
-        </w:rPr>
-        <w:t>‑</w:t>
-      </w:r>
-      <w:r>
-        <w:rPr>
-          <w:b/>
-          <w:sz w:val="14"/>
-          <w:szCs w:val="14"/>
-          <w:shd w:val="clear" w:color="auto" w:fill="B7B7B7"/>
-        </w:rPr>
-        <w:t>5 Mini</w:t>
-      </w:r>
-      <w:r>
-        <w:rPr>
-          <w:b/>
-          <w:sz w:val="14"/>
-          <w:szCs w:val="14"/>
-          <w:shd w:val="clear" w:color="auto" w:fill="B7B7B7"/>
-        </w:rPr>
-        <w:t>) at [9/4/2025]</w:t>
+          <w:color w:val="000000"/>
+          <w:sz w:val="18"/>
+          <w:highlight w:val="lightGray"/>
+        </w:rPr>
+        <w:t>on</w:t>
+      </w:r>
+      <w:r>
+        <w:rPr>
+          <w:rFonts w:ascii="Arial" w:eastAsia="Arial" w:hAnsi="Arial"/>
+          <w:sz w:val="18"/>
+          <w:highlight w:val="lightGray"/>
+        </w:rPr>
+        <w:t xml:space="preserve"> [9/4/2025]</w:t>
       </w:r>
     </w:p>
     <w:p>
@@ -580,7 +540,6 @@
           <w:rFonts w:ascii="Roboto Mono" w:hAnsi="Roboto Mono"/>
         </w:rPr>
       </w:pPr>
-      <w:proofErr w:type="spellStart"/>
       <w:r>
         <w:rPr>
           <w:rFonts w:ascii="Roboto Mono" w:hAnsi="Roboto Mono"/>
@@ -589,7 +548,6 @@
         </w:rPr>
         <w:t>Valgrind</w:t>
       </w:r>
-      <w:proofErr w:type="spellEnd"/>
       <w:r>
         <w:rPr>
           <w:rFonts w:ascii="Roboto Mono" w:hAnsi="Roboto Mono"/>
@@ -625,18 +583,8 @@
           <w:b/>
           <w:bCs/>
         </w:rPr>
-        <w:t xml:space="preserve">JUnit / </w:t>
-      </w:r>
-      <w:proofErr w:type="spellStart"/>
-      <w:r>
-        <w:rPr>
-          <w:rFonts w:ascii="Roboto Mono" w:hAnsi="Roboto Mono"/>
-          <w:b/>
-          <w:bCs/>
-        </w:rPr>
-        <w:t>NUnit</w:t>
-      </w:r>
-      <w:proofErr w:type="spellEnd"/>
+        <w:t>JUnit / NUnit</w:t>
+      </w:r>
       <w:r>
         <w:rPr>
           <w:rFonts w:ascii="Roboto Mono" w:hAnsi="Roboto Mono"/>
@@ -666,7 +614,6 @@
           <w:rFonts w:ascii="Roboto Mono" w:hAnsi="Roboto Mono"/>
         </w:rPr>
       </w:pPr>
-      <w:proofErr w:type="spellStart"/>
       <w:r>
         <w:rPr>
           <w:rFonts w:ascii="Roboto Mono" w:hAnsi="Roboto Mono"/>
@@ -675,7 +622,6 @@
         </w:rPr>
         <w:t>JProfiler</w:t>
       </w:r>
-      <w:proofErr w:type="spellEnd"/>
       <w:r>
         <w:rPr>
           <w:rFonts w:ascii="Roboto Mono" w:hAnsi="Roboto Mono"/>
@@ -734,7 +680,7 @@
     </w:p>
     <w:p>
       <w:r>
-        <w:pict w14:anchorId="58EFB852">
+        <w:pict w14:anchorId="11BBBB42">
           <v:rect id="_x0000_i1027" style="width:0;height:1.5pt" o:hralign="center" o:hrstd="t" o:hr="t" fillcolor="#a0a0a0" stroked="f"/>
         </w:pict>
       </w:r>
@@ -759,78 +705,77 @@
       </w:pPr>
       <w:r>
         <w:rPr>
+          <w:rFonts w:ascii="Arial" w:eastAsia="Arial" w:hAnsi="Arial" w:cs="Arial"/>
           <w:b/>
-          <w:shd w:val="clear" w:color="auto" w:fill="B7B7B7"/>
-        </w:rPr>
-        <w:t># Source</w:t>
-      </w:r>
-      <w:r>
-        <w:rPr>
-          <w:shd w:val="clear" w:color="auto" w:fill="B7B7B7"/>
-        </w:rPr>
-        <w:t xml:space="preserve">: </w:t>
-      </w:r>
-      <w:proofErr w:type="spellStart"/>
-      <w:r>
-        <w:rPr>
+          <w:color w:val="000000"/>
+          <w:sz w:val="18"/>
+          <w:highlight w:val="lightGray"/>
+        </w:rPr>
+        <w:t># Source: AI Source: Provided by: [Data Path</w:t>
+      </w:r>
+      <w:r>
+        <w:rPr>
+          <w:rFonts w:ascii="Arial" w:eastAsia="Arial" w:hAnsi="Arial" w:cs="Arial"/>
+          <w:color w:val="000000"/>
+          <w:sz w:val="18"/>
+          <w:highlight w:val="lightGray"/>
+        </w:rPr>
+        <w:t xml:space="preserve">: Persons Table -&gt; ID Column: 1, Name_En Column: Motasem Essam] -&gt; </w:t>
+      </w:r>
+      <w:r>
+        <w:rPr>
+          <w:rFonts w:ascii="Arial" w:eastAsia="Arial" w:hAnsi="Arial" w:cs="Arial"/>
           <w:b/>
-          <w:shd w:val="clear" w:color="auto" w:fill="B7B7B7"/>
-        </w:rPr>
-        <w:t>Chatgpt</w:t>
-      </w:r>
-      <w:proofErr w:type="spellEnd"/>
-      <w:r>
-        <w:rPr>
+          <w:color w:val="000000"/>
+          <w:sz w:val="18"/>
+          <w:highlight w:val="lightGray"/>
+        </w:rPr>
+        <w:t>From:</w:t>
+      </w:r>
+      <w:r>
+        <w:rPr>
+          <w:rFonts w:ascii="Arial" w:eastAsia="Arial" w:hAnsi="Arial" w:cs="Arial"/>
+          <w:color w:val="000000"/>
+          <w:sz w:val="18"/>
+          <w:highlight w:val="lightGray"/>
+        </w:rPr>
+        <w:t xml:space="preserve"> [Chatgpt (GPT</w:t>
+      </w:r>
+      <w:r>
+        <w:rPr>
+          <w:rFonts w:ascii="Arial" w:eastAsia="Arial" w:hAnsi="Arial" w:cs="Cambria Math"/>
+          <w:color w:val="000000"/>
+          <w:sz w:val="18"/>
+          <w:highlight w:val="lightGray"/>
+        </w:rPr>
+        <w:t>‑</w:t>
+      </w:r>
+      <w:r>
+        <w:rPr>
+          <w:rFonts w:ascii="Arial" w:eastAsia="Arial" w:hAnsi="Arial" w:cs="Arial"/>
+          <w:color w:val="000000"/>
+          <w:sz w:val="18"/>
+          <w:highlight w:val="lightGray"/>
+        </w:rPr>
+        <w:t xml:space="preserve">5 Mini)] </w:t>
+      </w:r>
+      <w:r>
+        <w:rPr>
+          <w:rFonts w:ascii="Arial" w:eastAsia="Arial" w:hAnsi="Arial" w:cs="Arial"/>
           <w:b/>
-          <w:shd w:val="clear" w:color="auto" w:fill="B7B7B7"/>
-        </w:rPr>
-        <w:t xml:space="preserve"> </w:t>
-      </w:r>
-      <w:r>
-        <w:rPr>
-          <w:b/>
-          <w:sz w:val="14"/>
-          <w:szCs w:val="14"/>
-          <w:shd w:val="clear" w:color="auto" w:fill="B7B7B7"/>
-        </w:rPr>
-        <w:t>(</w:t>
-      </w:r>
-      <w:r>
-        <w:rPr>
-          <w:b/>
-          <w:sz w:val="14"/>
-          <w:szCs w:val="14"/>
-          <w:shd w:val="clear" w:color="auto" w:fill="B7B7B7"/>
-        </w:rPr>
-        <w:t>GPT</w:t>
-      </w:r>
-      <w:r>
-        <w:rPr>
-          <w:rFonts w:ascii="Cambria Math" w:hAnsi="Cambria Math" w:cs="Cambria Math"/>
-          <w:b/>
-          <w:sz w:val="14"/>
-          <w:szCs w:val="14"/>
-          <w:shd w:val="clear" w:color="auto" w:fill="B7B7B7"/>
-        </w:rPr>
-        <w:t>‑</w:t>
-      </w:r>
-      <w:r>
-        <w:rPr>
-          <w:b/>
-          <w:sz w:val="14"/>
-          <w:szCs w:val="14"/>
-          <w:shd w:val="clear" w:color="auto" w:fill="B7B7B7"/>
-        </w:rPr>
-        <w:t>5 Mini</w:t>
-      </w:r>
-      <w:r>
-        <w:rPr>
-          <w:b/>
-          <w:sz w:val="14"/>
-          <w:szCs w:val="14"/>
-          <w:shd w:val="clear" w:color="auto" w:fill="B7B7B7"/>
-        </w:rPr>
-        <w:t>) at [9/4/2025]</w:t>
+          <w:color w:val="000000"/>
+          <w:sz w:val="18"/>
+          <w:highlight w:val="lightGray"/>
+        </w:rPr>
+        <w:t>on</w:t>
+      </w:r>
+      <w:r>
+        <w:rPr>
+          <w:rFonts w:ascii="Arial" w:eastAsia="Arial" w:hAnsi="Arial"/>
+          <w:sz w:val="18"/>
+          <w:highlight w:val="lightGray"/>
+        </w:rPr>
+        <w:t xml:space="preserve"> [9/4/2025]</w:t>
       </w:r>
     </w:p>
     <w:p>
@@ -885,7 +830,7 @@
     </w:p>
     <w:p>
       <w:r>
-        <w:pict w14:anchorId="7F7F02AB">
+        <w:pict w14:anchorId="6A0B9EA7">
           <v:rect id="_x0000_i1028" style="width:0;height:1.5pt" o:hralign="center" o:hrstd="t" o:hr="t" fillcolor="#a0a0a0" stroked="f"/>
         </w:pict>
       </w:r>
@@ -913,98 +858,96 @@
       </w:pPr>
       <w:r>
         <w:rPr>
+          <w:rFonts w:ascii="Arial" w:eastAsia="Arial" w:hAnsi="Arial" w:cs="Arial"/>
           <w:b/>
-          <w:shd w:val="clear" w:color="auto" w:fill="B7B7B7"/>
-        </w:rPr>
-        <w:t># Source</w:t>
-      </w:r>
-      <w:r>
-        <w:rPr>
-          <w:shd w:val="clear" w:color="auto" w:fill="B7B7B7"/>
-        </w:rPr>
-        <w:t xml:space="preserve">: </w:t>
-      </w:r>
-      <w:proofErr w:type="spellStart"/>
-      <w:r>
-        <w:rPr>
+          <w:color w:val="000000"/>
+          <w:sz w:val="18"/>
+          <w:highlight w:val="lightGray"/>
+        </w:rPr>
+        <w:t># Source: AI Source: Provided by: [Data Path</w:t>
+      </w:r>
+      <w:r>
+        <w:rPr>
+          <w:rFonts w:ascii="Arial" w:eastAsia="Arial" w:hAnsi="Arial" w:cs="Arial"/>
+          <w:color w:val="000000"/>
+          <w:sz w:val="18"/>
+          <w:highlight w:val="lightGray"/>
+        </w:rPr>
+        <w:t xml:space="preserve">: Persons Table -&gt; ID Column: 1, Name_En Column: Motasem Essam] -&gt; </w:t>
+      </w:r>
+      <w:r>
+        <w:rPr>
+          <w:rFonts w:ascii="Arial" w:eastAsia="Arial" w:hAnsi="Arial" w:cs="Arial"/>
           <w:b/>
-          <w:shd w:val="clear" w:color="auto" w:fill="B7B7B7"/>
-        </w:rPr>
-        <w:t>Chatgpt</w:t>
-      </w:r>
-      <w:proofErr w:type="spellEnd"/>
-      <w:r>
-        <w:rPr>
+          <w:color w:val="000000"/>
+          <w:sz w:val="18"/>
+          <w:highlight w:val="lightGray"/>
+        </w:rPr>
+        <w:t>From:</w:t>
+      </w:r>
+      <w:r>
+        <w:rPr>
+          <w:rFonts w:ascii="Arial" w:eastAsia="Arial" w:hAnsi="Arial" w:cs="Arial"/>
+          <w:color w:val="000000"/>
+          <w:sz w:val="18"/>
+          <w:highlight w:val="lightGray"/>
+        </w:rPr>
+        <w:t xml:space="preserve"> [Chatgpt (GPT</w:t>
+      </w:r>
+      <w:r>
+        <w:rPr>
+          <w:rFonts w:ascii="Arial" w:eastAsia="Arial" w:hAnsi="Arial" w:cs="Cambria Math"/>
+          <w:color w:val="000000"/>
+          <w:sz w:val="18"/>
+          <w:highlight w:val="lightGray"/>
+        </w:rPr>
+        <w:t>‑</w:t>
+      </w:r>
+      <w:r>
+        <w:rPr>
+          <w:rFonts w:ascii="Arial" w:eastAsia="Arial" w:hAnsi="Arial" w:cs="Arial"/>
+          <w:color w:val="000000"/>
+          <w:sz w:val="18"/>
+          <w:highlight w:val="lightGray"/>
+        </w:rPr>
+        <w:t xml:space="preserve">5 Mini)] </w:t>
+      </w:r>
+      <w:r>
+        <w:rPr>
+          <w:rFonts w:ascii="Arial" w:eastAsia="Arial" w:hAnsi="Arial" w:cs="Arial"/>
           <w:b/>
-          <w:shd w:val="clear" w:color="auto" w:fill="B7B7B7"/>
-        </w:rPr>
-        <w:t xml:space="preserve"> </w:t>
-      </w:r>
-      <w:r>
-        <w:rPr>
-          <w:b/>
-          <w:sz w:val="14"/>
-          <w:szCs w:val="14"/>
-          <w:shd w:val="clear" w:color="auto" w:fill="B7B7B7"/>
-        </w:rPr>
-        <w:t>(</w:t>
-      </w:r>
-      <w:r>
-        <w:rPr>
-          <w:b/>
-          <w:sz w:val="14"/>
-          <w:szCs w:val="14"/>
-          <w:shd w:val="clear" w:color="auto" w:fill="B7B7B7"/>
-        </w:rPr>
-        <w:t>GPT</w:t>
-      </w:r>
-      <w:r>
-        <w:rPr>
-          <w:rFonts w:ascii="Cambria Math" w:hAnsi="Cambria Math" w:cs="Cambria Math"/>
-          <w:b/>
-          <w:sz w:val="14"/>
-          <w:szCs w:val="14"/>
-          <w:shd w:val="clear" w:color="auto" w:fill="B7B7B7"/>
-        </w:rPr>
-        <w:t>‑</w:t>
-      </w:r>
-      <w:r>
-        <w:rPr>
-          <w:b/>
-          <w:sz w:val="14"/>
-          <w:szCs w:val="14"/>
-          <w:shd w:val="clear" w:color="auto" w:fill="B7B7B7"/>
-        </w:rPr>
-        <w:t>5 Mini</w:t>
-      </w:r>
-      <w:r>
-        <w:rPr>
-          <w:b/>
-          <w:sz w:val="14"/>
-          <w:szCs w:val="14"/>
-          <w:shd w:val="clear" w:color="auto" w:fill="B7B7B7"/>
-        </w:rPr>
-        <w:t>) at [9/4/2025]</w:t>
-      </w:r>
-      <w:r>
+          <w:color w:val="000000"/>
+          <w:sz w:val="18"/>
+          <w:highlight w:val="lightGray"/>
+        </w:rPr>
+        <w:t>on</w:t>
+      </w:r>
+      <w:r>
+        <w:rPr>
+          <w:rFonts w:ascii="Arial" w:eastAsia="Arial" w:hAnsi="Arial"/>
+          <w:sz w:val="18"/>
+          <w:highlight w:val="lightGray"/>
+        </w:rPr>
+        <w:t xml:space="preserve"> [9/4/2025]</w:t>
+      </w:r>
+      <w:r>
+        <w:rPr>
+          <w:rFonts w:ascii="Arial" w:eastAsia="Arial" w:hAnsi="Arial"/>
+          <w:sz w:val="18"/>
+          <w:highlight w:val="lightGray"/>
+        </w:rPr>
         <w:br/>
-      </w:r>
-      <w:r>
-        <w:rPr>
-          <w:rFonts w:ascii="Roboto Mono" w:hAnsi="Roboto Mono"/>
-          <w:b/>
-          <w:bCs/>
-        </w:rPr>
         <w:t>Dynamic analysis = testing software behavior at runtime to catch issues that only appear when the program runs.</w:t>
       </w:r>
     </w:p>
     <w:p>
       <w:r>
-        <w:pict w14:anchorId="46965501">
+        <w:pict w14:anchorId="5AD2580A">
           <v:rect id="_x0000_i1029" style="width:0;height:1.5pt" o:hralign="center" o:hrstd="t" o:hr="t" fillcolor="#a0a0a0" stroked="f"/>
         </w:pict>
       </w:r>
     </w:p>
+    <w:p/>
     <w:p/>
     <w:sectPr>
       <w:pgSz w:w="12240" w:h="15840"/>
@@ -2029,7 +1972,6 @@
   <w:style w:type="paragraph" w:default="1" w:styleId="Normal">
     <w:name w:val="Normal"/>
     <w:qFormat/>
-    <w:rsid w:val="00DC590B"/>
   </w:style>
   <w:style w:type="paragraph" w:styleId="Heading1">
     <w:name w:val="heading 1"/>
@@ -2038,7 +1980,7 @@
     <w:link w:val="Heading1Char"/>
     <w:uiPriority w:val="9"/>
     <w:qFormat/>
-    <w:rsid w:val="0080633C"/>
+    <w:rsid w:val="00D32744"/>
     <w:pPr>
       <w:keepNext/>
       <w:keepLines/>
@@ -2060,7 +2002,7 @@
     <w:uiPriority w:val="9"/>
     <w:unhideWhenUsed/>
     <w:qFormat/>
-    <w:rsid w:val="0080633C"/>
+    <w:rsid w:val="00D32744"/>
     <w:pPr>
       <w:keepNext/>
       <w:keepLines/>
@@ -2080,9 +2022,10 @@
     <w:next w:val="Normal"/>
     <w:link w:val="Heading3Char"/>
     <w:uiPriority w:val="9"/>
+    <w:semiHidden/>
     <w:unhideWhenUsed/>
     <w:qFormat/>
-    <w:rsid w:val="0080633C"/>
+    <w:rsid w:val="00D32744"/>
     <w:pPr>
       <w:keepNext/>
       <w:keepLines/>
@@ -2105,7 +2048,7 @@
     <w:semiHidden/>
     <w:unhideWhenUsed/>
     <w:qFormat/>
-    <w:rsid w:val="0080633C"/>
+    <w:rsid w:val="00D32744"/>
     <w:pPr>
       <w:keepNext/>
       <w:keepLines/>
@@ -2128,7 +2071,7 @@
     <w:semiHidden/>
     <w:unhideWhenUsed/>
     <w:qFormat/>
-    <w:rsid w:val="0080633C"/>
+    <w:rsid w:val="00D32744"/>
     <w:pPr>
       <w:keepNext/>
       <w:keepLines/>
@@ -2149,7 +2092,7 @@
     <w:semiHidden/>
     <w:unhideWhenUsed/>
     <w:qFormat/>
-    <w:rsid w:val="0080633C"/>
+    <w:rsid w:val="00D32744"/>
     <w:pPr>
       <w:keepNext/>
       <w:keepLines/>
@@ -2172,7 +2115,7 @@
     <w:semiHidden/>
     <w:unhideWhenUsed/>
     <w:qFormat/>
-    <w:rsid w:val="0080633C"/>
+    <w:rsid w:val="00D32744"/>
     <w:pPr>
       <w:keepNext/>
       <w:keepLines/>
@@ -2193,7 +2136,7 @@
     <w:semiHidden/>
     <w:unhideWhenUsed/>
     <w:qFormat/>
-    <w:rsid w:val="0080633C"/>
+    <w:rsid w:val="00D32744"/>
     <w:pPr>
       <w:keepNext/>
       <w:keepLines/>
@@ -2216,7 +2159,7 @@
     <w:semiHidden/>
     <w:unhideWhenUsed/>
     <w:qFormat/>
-    <w:rsid w:val="0080633C"/>
+    <w:rsid w:val="00D32744"/>
     <w:pPr>
       <w:keepNext/>
       <w:keepLines/>
@@ -2260,7 +2203,7 @@
     <w:basedOn w:val="DefaultParagraphFont"/>
     <w:link w:val="Heading1"/>
     <w:uiPriority w:val="9"/>
-    <w:rsid w:val="0080633C"/>
+    <w:rsid w:val="00D32744"/>
     <w:rPr>
       <w:rFonts w:asciiTheme="majorHAnsi" w:eastAsiaTheme="majorEastAsia" w:hAnsiTheme="majorHAnsi" w:cstheme="majorBidi"/>
       <w:color w:val="2F5496" w:themeColor="accent1" w:themeShade="BF"/>
@@ -2273,7 +2216,7 @@
     <w:basedOn w:val="DefaultParagraphFont"/>
     <w:link w:val="Heading2"/>
     <w:uiPriority w:val="9"/>
-    <w:rsid w:val="0080633C"/>
+    <w:rsid w:val="00D32744"/>
     <w:rPr>
       <w:rFonts w:asciiTheme="majorHAnsi" w:eastAsiaTheme="majorEastAsia" w:hAnsiTheme="majorHAnsi" w:cstheme="majorBidi"/>
       <w:color w:val="2F5496" w:themeColor="accent1" w:themeShade="BF"/>
@@ -2286,7 +2229,8 @@
     <w:basedOn w:val="DefaultParagraphFont"/>
     <w:link w:val="Heading3"/>
     <w:uiPriority w:val="9"/>
-    <w:rsid w:val="0080633C"/>
+    <w:semiHidden/>
+    <w:rsid w:val="00D32744"/>
     <w:rPr>
       <w:rFonts w:eastAsiaTheme="majorEastAsia" w:cstheme="majorBidi"/>
       <w:color w:val="2F5496" w:themeColor="accent1" w:themeShade="BF"/>
@@ -2300,7 +2244,7 @@
     <w:link w:val="Heading4"/>
     <w:uiPriority w:val="9"/>
     <w:semiHidden/>
-    <w:rsid w:val="0080633C"/>
+    <w:rsid w:val="00D32744"/>
     <w:rPr>
       <w:rFonts w:eastAsiaTheme="majorEastAsia" w:cstheme="majorBidi"/>
       <w:i/>
@@ -2314,7 +2258,7 @@
     <w:link w:val="Heading5"/>
     <w:uiPriority w:val="9"/>
     <w:semiHidden/>
-    <w:rsid w:val="0080633C"/>
+    <w:rsid w:val="00D32744"/>
     <w:rPr>
       <w:rFonts w:eastAsiaTheme="majorEastAsia" w:cstheme="majorBidi"/>
       <w:color w:val="2F5496" w:themeColor="accent1" w:themeShade="BF"/>
@@ -2326,7 +2270,7 @@
     <w:link w:val="Heading6"/>
     <w:uiPriority w:val="9"/>
     <w:semiHidden/>
-    <w:rsid w:val="0080633C"/>
+    <w:rsid w:val="00D32744"/>
     <w:rPr>
       <w:rFonts w:eastAsiaTheme="majorEastAsia" w:cstheme="majorBidi"/>
       <w:i/>
@@ -2340,7 +2284,7 @@
     <w:link w:val="Heading7"/>
     <w:uiPriority w:val="9"/>
     <w:semiHidden/>
-    <w:rsid w:val="0080633C"/>
+    <w:rsid w:val="00D32744"/>
     <w:rPr>
       <w:rFonts w:eastAsiaTheme="majorEastAsia" w:cstheme="majorBidi"/>
       <w:color w:val="595959" w:themeColor="text1" w:themeTint="A6"/>
@@ -2352,7 +2296,7 @@
     <w:link w:val="Heading8"/>
     <w:uiPriority w:val="9"/>
     <w:semiHidden/>
-    <w:rsid w:val="0080633C"/>
+    <w:rsid w:val="00D32744"/>
     <w:rPr>
       <w:rFonts w:eastAsiaTheme="majorEastAsia" w:cstheme="majorBidi"/>
       <w:i/>
@@ -2366,7 +2310,7 @@
     <w:link w:val="Heading9"/>
     <w:uiPriority w:val="9"/>
     <w:semiHidden/>
-    <w:rsid w:val="0080633C"/>
+    <w:rsid w:val="00D32744"/>
     <w:rPr>
       <w:rFonts w:eastAsiaTheme="majorEastAsia" w:cstheme="majorBidi"/>
       <w:color w:val="272727" w:themeColor="text1" w:themeTint="D8"/>
@@ -2379,7 +2323,7 @@
     <w:link w:val="TitleChar"/>
     <w:uiPriority w:val="10"/>
     <w:qFormat/>
-    <w:rsid w:val="0080633C"/>
+    <w:rsid w:val="00D32744"/>
     <w:pPr>
       <w:spacing w:after="80" w:line="240" w:lineRule="auto"/>
       <w:contextualSpacing/>
@@ -2397,7 +2341,7 @@
     <w:basedOn w:val="DefaultParagraphFont"/>
     <w:link w:val="Title"/>
     <w:uiPriority w:val="10"/>
-    <w:rsid w:val="0080633C"/>
+    <w:rsid w:val="00D32744"/>
     <w:rPr>
       <w:rFonts w:asciiTheme="majorHAnsi" w:eastAsiaTheme="majorEastAsia" w:hAnsiTheme="majorHAnsi" w:cstheme="majorBidi"/>
       <w:spacing w:val="-10"/>
@@ -2413,7 +2357,7 @@
     <w:link w:val="SubtitleChar"/>
     <w:uiPriority w:val="11"/>
     <w:qFormat/>
-    <w:rsid w:val="0080633C"/>
+    <w:rsid w:val="00D32744"/>
     <w:pPr>
       <w:numPr>
         <w:ilvl w:val="1"/>
@@ -2432,7 +2376,7 @@
     <w:basedOn w:val="DefaultParagraphFont"/>
     <w:link w:val="Subtitle"/>
     <w:uiPriority w:val="11"/>
-    <w:rsid w:val="0080633C"/>
+    <w:rsid w:val="00D32744"/>
     <w:rPr>
       <w:rFonts w:eastAsiaTheme="majorEastAsia" w:cstheme="majorBidi"/>
       <w:color w:val="595959" w:themeColor="text1" w:themeTint="A6"/>
@@ -2448,7 +2392,7 @@
     <w:link w:val="QuoteChar"/>
     <w:uiPriority w:val="29"/>
     <w:qFormat/>
-    <w:rsid w:val="0080633C"/>
+    <w:rsid w:val="00D32744"/>
     <w:pPr>
       <w:spacing w:before="160"/>
       <w:jc w:val="center"/>
@@ -2464,7 +2408,7 @@
     <w:basedOn w:val="DefaultParagraphFont"/>
     <w:link w:val="Quote"/>
     <w:uiPriority w:val="29"/>
-    <w:rsid w:val="0080633C"/>
+    <w:rsid w:val="00D32744"/>
     <w:rPr>
       <w:i/>
       <w:iCs/>
@@ -2476,7 +2420,7 @@
     <w:basedOn w:val="Normal"/>
     <w:uiPriority w:val="34"/>
     <w:qFormat/>
-    <w:rsid w:val="0080633C"/>
+    <w:rsid w:val="00D32744"/>
     <w:pPr>
       <w:ind w:left="720"/>
       <w:contextualSpacing/>
@@ -2487,7 +2431,7 @@
     <w:basedOn w:val="DefaultParagraphFont"/>
     <w:uiPriority w:val="21"/>
     <w:qFormat/>
-    <w:rsid w:val="0080633C"/>
+    <w:rsid w:val="00D32744"/>
     <w:rPr>
       <w:i/>
       <w:iCs/>
@@ -2501,7 +2445,7 @@
     <w:link w:val="IntenseQuoteChar"/>
     <w:uiPriority w:val="30"/>
     <w:qFormat/>
-    <w:rsid w:val="0080633C"/>
+    <w:rsid w:val="00D32744"/>
     <w:pPr>
       <w:pBdr>
         <w:top w:val="single" w:sz="4" w:space="10" w:color="2F5496" w:themeColor="accent1" w:themeShade="BF"/>
@@ -2522,7 +2466,7 @@
     <w:basedOn w:val="DefaultParagraphFont"/>
     <w:link w:val="IntenseQuote"/>
     <w:uiPriority w:val="30"/>
-    <w:rsid w:val="0080633C"/>
+    <w:rsid w:val="00D32744"/>
     <w:rPr>
       <w:i/>
       <w:iCs/>
@@ -2534,7 +2478,7 @@
     <w:basedOn w:val="DefaultParagraphFont"/>
     <w:uiPriority w:val="32"/>
     <w:qFormat/>
-    <w:rsid w:val="0080633C"/>
+    <w:rsid w:val="00D32744"/>
     <w:rPr>
       <w:b/>
       <w:bCs/>
